--- a/03_Outputs/final scripts/pt/Module 3/3.2.0-pt.docx
+++ b/03_Outputs/final scripts/pt/Module 3/3.2.0-pt.docx
@@ -9,7 +9,7 @@
     </w:p>
     <w:p>
       <w:r>
-        <w:t xml:space="preserve">A transição energética vai além da infraestrutura — ela afeta direitos, meios de subsistência e bem-estar social. Pesquisas documentaram desafios recorrentes, incluindo uso contestado da terra, deslocamento de comunidades e violações trabalhistas nas cadeias de suprimento de minerais. Enfrentar esses problemas requer salvaguardas legais, fiscalização eficaz e a participação ativa daqueles mais afetados.  </w:t>
+        <w:t xml:space="preserve">A transição energética trata de mais do que infraestrutura — ela afeta direitos, meios de subsistência e bem-estar social. Pesquisas documentaram desafios recorrentes, incluindo uso de terras contestado, deslocamento de comunidades e violações trabalhistas nas cadeias de suprimento de minerais. Abordar essas questões requer salvaguardas legais, fiscalização eficaz e participação ativa daqueles mais afetados.  </w:t>
       </w:r>
     </w:p>
     <w:p>
@@ -19,7 +19,7 @@
     </w:p>
     <w:p>
       <w:r>
-        <w:t xml:space="preserve">Estruturas internacionais também importam. O Acordo de Escazú de 2018, o primeiro tratado regional na América Latina e no Caribe, estabelece compromissos vinculantes sobre acesso à informação, participação pública e proteção de defensores ambientais. Ele conecta a gestão ambiental aos direitos civis e políticos, oferecendo um modelo para equilibrar metas climáticas com equidade.  </w:t>
+        <w:t xml:space="preserve">Estruturas internacionais também importam. O Acordo de Escazú de 2018, o primeiro tratado regional na América Latina e Caribe, estabelece compromissos vinculantes sobre acesso à informação, participação pública e proteção de defensores ambientais. Ele conecta a gestão ambiental aos direitos civis e políticos, oferecendo um modelo para equilibrar metas climáticas com equidade.  </w:t>
       </w:r>
     </w:p>
     <w:p>
@@ -29,7 +29,7 @@
     </w:p>
     <w:p>
       <w:r>
-        <w:t xml:space="preserve">A igualdade de gênero continua sendo crucial. Em 2024, as mulheres representam menos de um terço da força de trabalho em renováveis e estão sub-representadas em cargos de liderança. Medidas como bolsas de estudo, mentorias e políticas sensíveis ao cuidado no local de trabalho melhoram a participação e fortalecem o desempenho organizacional.  </w:t>
+        <w:t xml:space="preserve">A igualdade de gênero continua sendo crucial. Em 2024, as mulheres representam menos de um terço da força de trabalho em energias renováveis e estão sub-representadas em cargos de liderança. Medidas como bolsas de estudo, mentorias e políticas sensíveis ao cuidado no local de trabalho melhoram a participação e fortalecem o desempenho organizacional.  </w:t>
       </w:r>
     </w:p>
     <w:p>
@@ -39,7 +39,7 @@
     </w:p>
     <w:p>
       <w:r>
-        <w:t>Este capítulo explora essas dimensões e destaca abordagens práticas para proteger direitos, ampliar oportunidades e compartilhar de forma justa os benefícios de uma energia limpa.</w:t>
+        <w:t>Este capítulo explora essas dimensões e destaca abordagens práticas para proteger direitos, ampliar oportunidades e compartilhar de forma justa os benefícios da energia limpa.</w:t>
       </w:r>
     </w:p>
     <w:sectPr>

--- a/03_Outputs/final scripts/pt/Module 3/3.2.0-pt.docx
+++ b/03_Outputs/final scripts/pt/Module 3/3.2.0-pt.docx
@@ -19,12 +19,12 @@
     </w:p>
     <w:p>
       <w:r>
-        <w:t xml:space="preserve">Estruturas internacionais também importam. O Acordo de Escazú de 2018, o primeiro tratado regional na América Latina e Caribe, estabelece compromissos vinculantes sobre acesso à informação, participação pública e proteção de defensores ambientais. Ele conecta a gestão ambiental aos direitos civis e políticos, oferecendo um modelo para equilibrar metas climáticas com equidade.  </w:t>
+        <w:t xml:space="preserve">Estruturas internacionais também importam. O Acordo de Escazú de 2018, o primeiro tratado regional na América Latina e no Caribe, estabelece compromissos vinculantes sobre acesso à informação, participação pública e proteção de defensores ambientais. Ele conecta a gestão ambiental aos direitos civis e políticos, oferecendo um modelo para equilibrar metas climáticas com equidade.  </w:t>
       </w:r>
     </w:p>
     <w:p>
       <w:r>
-        <w:t xml:space="preserve">O emprego é outro pilar fundamental. A IRENA projeta que a energia renovável pode gerar mais de 30 milhões de empregos até 2030, mas a maior parte do crescimento está concentrada em economias avançadas, deixando regiões dependentes de combustíveis fósseis para trás. Políticas de requalificação, empreendedorismo e investimentos direcionados são necessárias para fechar essa lacuna.  </w:t>
+        <w:t xml:space="preserve">O emprego é outro pilar fundamental. A IRENA projeta que a energia renovável pode gerar mais de 30 milhões de empregos até 2030, mas a maior parte do crescimento está concentrada em economias avançadas, deixando regiões de combustíveis fósseis para trás. Políticas de requalificação, empreendedorismo e investimentos direcionados são necessárias para fechar essa lacuna.  </w:t>
       </w:r>
     </w:p>
     <w:p>
